--- a/prototype/参考文档/2、开课管理/01_开课设置/02_校选课程管理/校选课程管理20260915V3/校选课程管理20260909V2→20260915V3变更说明.docx
+++ b/prototype/参考文档/2、开课管理/01_开课设置/02_校选课程管理/校选课程管理20260915V3/校选课程管理20260909V2→20260915V3变更说明.docx
@@ -374,7 +374,7 @@
                 <w:b w:val="0"/>
                 <w:sz w:val="21"/>
               </w:rPr>
-              <w:t>page-school-elective-courses</w:t>
+              <w:t>prototype/index.html → page-school-elective-courses</w:t>
             </w:r>
           </w:p>
         </w:tc>
@@ -709,6 +709,7 @@
                 <w:b w:val="0"/>
                 <w:sz w:val="21"/>
               </w:rPr>
+              <w:t>其他</w:t>
             </w:r>
           </w:p>
         </w:tc>
@@ -740,6 +741,7 @@
                 <w:b w:val="0"/>
                 <w:sz w:val="21"/>
               </w:rPr>
+              <w:t>非目标·导出</w:t>
             </w:r>
           </w:p>
         </w:tc>
@@ -755,6 +757,7 @@
                 <w:b w:val="0"/>
                 <w:sz w:val="21"/>
               </w:rPr>
+              <w:t>修改</w:t>
             </w:r>
           </w:p>
         </w:tc>
@@ -770,7 +773,7 @@
                 <w:b w:val="0"/>
                 <w:sz w:val="21"/>
               </w:rPr>
-              <w:t>（空）</w:t>
+              <w:t>纠正「导出已注释」→ 现行导出可见</w:t>
             </w:r>
           </w:p>
         </w:tc>
@@ -786,7 +789,7 @@
                 <w:b w:val="0"/>
                 <w:sz w:val="21"/>
               </w:rPr>
-              <w:t>未确认</w:t>
+              <w:t>已明确</w:t>
             </w:r>
           </w:p>
         </w:tc>
@@ -804,6 +807,7 @@
                 <w:b w:val="0"/>
                 <w:sz w:val="21"/>
               </w:rPr>
+              <w:t>2</w:t>
             </w:r>
           </w:p>
         </w:tc>
@@ -819,6 +823,7 @@
                 <w:b w:val="0"/>
                 <w:sz w:val="21"/>
               </w:rPr>
+              <w:t>开课管理 → 开课设置 → 校选课程管理</w:t>
             </w:r>
           </w:p>
         </w:tc>
@@ -834,6 +839,7 @@
                 <w:b w:val="0"/>
                 <w:sz w:val="21"/>
               </w:rPr>
+              <w:t>字段</w:t>
             </w:r>
           </w:p>
         </w:tc>
@@ -849,6 +855,7 @@
                 <w:b w:val="0"/>
                 <w:sz w:val="21"/>
               </w:rPr>
+              <w:t>FD006–FD009</w:t>
             </w:r>
           </w:p>
         </w:tc>
@@ -864,6 +871,7 @@
                 <w:b w:val="0"/>
                 <w:sz w:val="21"/>
               </w:rPr>
+              <w:t>查询展开</w:t>
             </w:r>
           </w:p>
         </w:tc>
@@ -879,6 +887,7 @@
                 <w:b w:val="0"/>
                 <w:sz w:val="21"/>
               </w:rPr>
+              <w:t>新增</w:t>
             </w:r>
           </w:p>
         </w:tc>
@@ -894,6 +903,7 @@
                 <w:b w:val="0"/>
                 <w:sz w:val="21"/>
               </w:rPr>
+              <w:t>所属专业/学分/总学时/备注</w:t>
             </w:r>
           </w:p>
         </w:tc>
@@ -909,6 +919,7 @@
                 <w:b w:val="0"/>
                 <w:sz w:val="21"/>
               </w:rPr>
+              <w:t>已明确</w:t>
             </w:r>
           </w:p>
         </w:tc>
@@ -926,6 +937,7 @@
                 <w:b w:val="0"/>
                 <w:sz w:val="21"/>
               </w:rPr>
+              <w:t>3</w:t>
             </w:r>
           </w:p>
         </w:tc>
@@ -941,6 +953,7 @@
                 <w:b w:val="0"/>
                 <w:sz w:val="21"/>
               </w:rPr>
+              <w:t>开课管理 → 开课设置 → 校选课程管理</w:t>
             </w:r>
           </w:p>
         </w:tc>
@@ -956,6 +969,7 @@
                 <w:b w:val="0"/>
                 <w:sz w:val="21"/>
               </w:rPr>
+              <w:t>功能</w:t>
             </w:r>
           </w:p>
         </w:tc>
@@ -971,6 +985,7 @@
                 <w:b w:val="0"/>
                 <w:sz w:val="21"/>
               </w:rPr>
+              <w:t>F009/F010/F011</w:t>
             </w:r>
           </w:p>
         </w:tc>
@@ -986,6 +1001,7 @@
                 <w:b w:val="0"/>
                 <w:sz w:val="21"/>
               </w:rPr>
+              <w:t>导出/展开/添加ME库</w:t>
             </w:r>
           </w:p>
         </w:tc>
@@ -1001,6 +1017,7 @@
                 <w:b w:val="0"/>
                 <w:sz w:val="21"/>
               </w:rPr>
+              <w:t>新增</w:t>
             </w:r>
           </w:p>
         </w:tc>
@@ -1016,6 +1033,7 @@
                 <w:b w:val="0"/>
                 <w:sz w:val="21"/>
               </w:rPr>
+              <w:t>对齐工具栏与 ME 库入口</w:t>
             </w:r>
           </w:p>
         </w:tc>
@@ -1031,6 +1049,7 @@
                 <w:b w:val="0"/>
                 <w:sz w:val="21"/>
               </w:rPr>
+              <w:t>已明确</w:t>
             </w:r>
           </w:p>
         </w:tc>
@@ -1048,6 +1067,7 @@
                 <w:b w:val="0"/>
                 <w:sz w:val="21"/>
               </w:rPr>
+              <w:t>4</w:t>
             </w:r>
           </w:p>
         </w:tc>
@@ -1063,6 +1083,7 @@
                 <w:b w:val="0"/>
                 <w:sz w:val="21"/>
               </w:rPr>
+              <w:t>开课管理 → 开课设置 → 校选课程管理</w:t>
             </w:r>
           </w:p>
         </w:tc>
@@ -1078,6 +1099,7 @@
                 <w:b w:val="0"/>
                 <w:sz w:val="21"/>
               </w:rPr>
+              <w:t>规则</w:t>
             </w:r>
           </w:p>
         </w:tc>
@@ -1093,6 +1115,7 @@
                 <w:b w:val="0"/>
                 <w:sz w:val="21"/>
               </w:rPr>
+              <w:t>BR013</w:t>
             </w:r>
           </w:p>
         </w:tc>
@@ -1108,6 +1131,7 @@
                 <w:b w:val="0"/>
                 <w:sz w:val="21"/>
               </w:rPr>
+              <w:t>ME专业课程库</w:t>
             </w:r>
           </w:p>
         </w:tc>
@@ -1123,6 +1147,7 @@
                 <w:b w:val="0"/>
                 <w:sz w:val="21"/>
               </w:rPr>
+              <w:t>新增</w:t>
             </w:r>
           </w:p>
         </w:tc>
@@ -1138,6 +1163,7 @@
                 <w:b w:val="0"/>
                 <w:sz w:val="21"/>
               </w:rPr>
+              <w:t>ME 多库页签维护口径</w:t>
             </w:r>
           </w:p>
         </w:tc>
@@ -1153,6 +1179,7 @@
                 <w:b w:val="0"/>
                 <w:sz w:val="21"/>
               </w:rPr>
+              <w:t>已明确</w:t>
             </w:r>
           </w:p>
         </w:tc>
@@ -1170,6 +1197,7 @@
                 <w:b w:val="0"/>
                 <w:sz w:val="21"/>
               </w:rPr>
+              <w:t>5</w:t>
             </w:r>
           </w:p>
         </w:tc>
@@ -1185,6 +1213,7 @@
                 <w:b w:val="0"/>
                 <w:sz w:val="21"/>
               </w:rPr>
+              <w:t>开课管理 → 开课设置 → 校选课程管理</w:t>
             </w:r>
           </w:p>
         </w:tc>
@@ -1200,6 +1229,7 @@
                 <w:b w:val="0"/>
                 <w:sz w:val="21"/>
               </w:rPr>
+              <w:t>其他</w:t>
             </w:r>
           </w:p>
         </w:tc>
@@ -1215,6 +1245,7 @@
                 <w:b w:val="0"/>
                 <w:sz w:val="21"/>
               </w:rPr>
+              <w:t>—</w:t>
             </w:r>
           </w:p>
         </w:tc>
@@ -1230,6 +1261,7 @@
                 <w:b w:val="0"/>
                 <w:sz w:val="21"/>
               </w:rPr>
+              <w:t>客户确认基线</w:t>
             </w:r>
           </w:p>
         </w:tc>
@@ -1245,6 +1277,7 @@
                 <w:b w:val="0"/>
                 <w:sz w:val="21"/>
               </w:rPr>
+              <w:t>澄清</w:t>
             </w:r>
           </w:p>
         </w:tc>
@@ -1260,6 +1293,7 @@
                 <w:b w:val="0"/>
                 <w:sz w:val="21"/>
               </w:rPr>
+              <w:t>客户确认现行原型为本版交付基线</w:t>
             </w:r>
           </w:p>
         </w:tc>
@@ -1275,6 +1309,7 @@
                 <w:b w:val="0"/>
                 <w:sz w:val="21"/>
               </w:rPr>
+              <w:t>已明确</w:t>
             </w:r>
           </w:p>
         </w:tc>
